--- a/doc_media/Óceán_renderelés.docx
+++ b/doc_media/Óceán_renderelés.docx
@@ -29,7 +29,7 @@
                     </pic:cNvPicPr>
                   </pic:nvPicPr>
                   <pic:blipFill>
-                    <a:blip r:embed="rId6" cstate="print">
+                    <a:blip r:embed="rId8" cstate="print">
                       <a:extLst>
                         <a:ext uri="{28A0092B-C50C-407E-A947-70E740481C1C}">
                           <a14:useLocalDpi xmlns:a14="http://schemas.microsoft.com/office/drawing/2010/main" val="0"/>
@@ -304,10 +304,7 @@
         <w:jc w:val="center"/>
       </w:pPr>
       <w:r>
-        <w:t xml:space="preserve">BUDAPEST, </w:t>
-      </w:r>
-      <w:r>
-        <w:t>2025</w:t>
+        <w:t>BUDAPEST, 2025</w:t>
       </w:r>
       <w:r>
         <w:fldChar w:fldCharType="begin"/>
@@ -594,8 +591,8 @@
             <v:path o:extrusionok="f" gradientshapeok="t" o:connecttype="rect"/>
             <o:lock v:ext="edit" aspectratio="t"/>
           </v:shapetype>
-          <v:shape id="_x0000_i1032" type="#_x0000_t75" style="width:255.75pt;height:141.75pt">
-            <v:imagedata r:id="rId7" o:title="thumbnail1"/>
+          <v:shape id="_x0000_i1034" type="#_x0000_t75" style="width:270.4pt;height:138.15pt">
+            <v:imagedata r:id="rId9" o:title="thumbnail_new"/>
           </v:shape>
         </w:pict>
       </w:r>
@@ -622,8 +619,8 @@
       </w:pPr>
       <w:r>
         <w:pict>
-          <v:shape id="_x0000_i1033" type="#_x0000_t75" style="width:298.5pt;height:141.75pt">
-            <v:imagedata r:id="rId8" o:title="thumbnail2"/>
+          <v:shape id="_x0000_i1028" type="#_x0000_t75" style="width:233.6pt;height:156.55pt">
+            <v:imagedata r:id="rId10" o:title="thumbnail_specular"/>
           </v:shape>
         </w:pict>
       </w:r>
@@ -634,7 +631,7 @@
         <w:jc w:val="center"/>
       </w:pPr>
       <w:r>
-        <w:t>Óceán spekuláris visszaverődésekkel</w:t>
+        <w:t>Spekuláris visszaverődések</w:t>
       </w:r>
     </w:p>
     <w:p>
@@ -670,28 +667,2102 @@
         <w:ind w:firstLine="0"/>
       </w:pPr>
       <w:r>
-        <w:t xml:space="preserve">A program nem kifejezetten interaktív, mivel a fő funkció a szimulált óceán megjelenítése. A felhasználó </w:t>
-      </w:r>
-      <w:r>
-        <w:t>a víz megjelenését néhány paraméter változtatásával befolyásolhatja, valamint a kamerát szabadon mozgathatja, vagy hagyjhatja egy előre definiált pályán mozogni ("cinematic camera").</w:t>
+        <w:t>A programnak nem sok interakciós pontja van</w:t>
+      </w:r>
+      <w:r>
+        <w:t xml:space="preserve">, mivel a fő funkció a szimulált óceán megjelenítése. A felhasználó </w:t>
+      </w:r>
+      <w:r>
+        <w:t xml:space="preserve">a víz megjelenését néhány paraméter változtatásával befolyásolhatja, valamint a kamerát </w:t>
+      </w:r>
+      <w:r>
+        <w:t>szabadon mozgathatja, vagy hagy</w:t>
+      </w:r>
+      <w:r>
+        <w:t>hatja egy előre definiált pályán mozogni ("cinematic camera").</w:t>
+      </w:r>
+    </w:p>
+    <w:p>
+      <w:pPr>
+        <w:pStyle w:val="Cmsor2"/>
+      </w:pPr>
+      <w:r>
+        <w:t>Követelmények</w:t>
+      </w:r>
+    </w:p>
+    <w:p>
+      <w:pPr>
+        <w:ind w:firstLine="0"/>
+      </w:pPr>
+      <w:r>
+        <w:t>Általánosan a program célja egy óceáni jelenet megjelenítése.</w:t>
+      </w:r>
+      <w:r>
+        <w:t xml:space="preserve"> A víznek kizárólag a felszínét fogja látni a kamera, ezért a felszín alatti részével nem foglalkoztam.</w:t>
+      </w:r>
+      <w:r>
+        <w:t xml:space="preserve"> </w:t>
+      </w:r>
+    </w:p>
+    <w:p>
+      <w:pPr>
+        <w:ind w:firstLine="0"/>
+      </w:pPr>
+      <w:r>
+        <w:t xml:space="preserve">Az </w:t>
+      </w:r>
+      <w:r>
+        <w:t xml:space="preserve">víz </w:t>
+      </w:r>
+      <w:r>
+        <w:t xml:space="preserve">kinézetével fenntartott elvárások a következőek: </w:t>
+      </w:r>
+      <w:r>
+        <w:t xml:space="preserve">a </w:t>
+      </w:r>
+      <w:r>
+        <w:t>felszín és az árnyalás legyen realisztikus. Elképzelhető legyen, hogy például egy játékban használható.</w:t>
+      </w:r>
+      <w:r>
+        <w:t xml:space="preserve"> Továbbá elvárás volt a jelenet többi részének integrálása is, mint a nap és az égbolt.</w:t>
+      </w:r>
+    </w:p>
+    <w:p>
+      <w:pPr>
+        <w:ind w:firstLine="0"/>
+      </w:pPr>
+      <w:r>
+        <w:t>A program teljesítményével kapcsolatban a fő elvárás az, hogy valós időben tudjon futni akár nagyobb felületű víz esetében is. Természetesen feltéve, hogy a felhasználó rendelkezik egy kellően jó GPU-val.</w:t>
+      </w:r>
+    </w:p>
+    <w:p>
+      <w:pPr>
+        <w:pStyle w:val="Cmsor2"/>
+      </w:pPr>
+      <w:r>
+        <w:t>Használt technológiák</w:t>
+      </w:r>
+    </w:p>
+    <w:p>
+      <w:pPr>
+        <w:ind w:firstLine="0"/>
+      </w:pPr>
+      <w:r>
+        <w:t xml:space="preserve">A </w:t>
+      </w:r>
+      <w:r>
+        <w:t>programot Typescript-ben írtam</w:t>
+      </w:r>
+      <w:r>
+        <w:t xml:space="preserve"> a WebGPU API-t használva. </w:t>
+      </w:r>
+    </w:p>
+    <w:p>
+      <w:pPr>
+        <w:pStyle w:val="Cmsor1"/>
+      </w:pPr>
+      <w:r>
+        <w:lastRenderedPageBreak/>
+        <w:t>A felszín elmélete</w:t>
+      </w:r>
+    </w:p>
+    <w:p>
+      <w:pPr>
+        <w:ind w:firstLine="0"/>
+      </w:pPr>
+      <w:r>
+        <w:t>A jelenetnek két fő ö</w:t>
+      </w:r>
+      <w:r>
+        <w:t>sszetevője van:</w:t>
+      </w:r>
+      <w:r>
+        <w:t xml:space="preserve"> a felszín ábrázolása és a színek (avagy fények) kiszámolása</w:t>
+      </w:r>
+      <w:r>
+        <w:t xml:space="preserve">. </w:t>
+      </w:r>
+      <w:r>
+        <w:t xml:space="preserve"> </w:t>
+      </w:r>
+      <w:r>
+        <w:t>Mindkét rész nagy</w:t>
+      </w:r>
+      <w:r>
+        <w:t>mértékben ad hozzá az óceán hitelességéhez, vagyis mind a felületnek, mind az árnyalásnak szépnek kell lennie, hogy egy hihető képet kapjunk. Az alábbiakban részletesen bemutatom a megjelenítéshez használt elméletet, módszereket.</w:t>
+      </w:r>
+    </w:p>
+    <w:p>
+      <w:pPr>
+        <w:pStyle w:val="Cmsor2"/>
+      </w:pPr>
+      <w:r>
+        <w:t>A hullám</w:t>
+      </w:r>
+    </w:p>
+    <w:p>
+      <w:pPr>
+        <w:ind w:firstLine="0"/>
+      </w:pPr>
+      <w:r>
+        <w:t xml:space="preserve">Ahhoz, hogy </w:t>
+      </w:r>
+      <w:r>
+        <w:t>az</w:t>
+      </w:r>
+      <w:r>
+        <w:t xml:space="preserve"> óceán</w:t>
+      </w:r>
+      <w:r>
+        <w:t xml:space="preserve"> felszínét </w:t>
+      </w:r>
+      <w:r>
+        <w:t>megjelenítsünk, nem máshol kell kezdenünk, mint a hullámoknál. A való életben az óceán felszínét a szél mozgatja, mint zavaró erő és a gravitáció csillapítja, mint kiegyenlítő erő.</w:t>
+      </w:r>
+      <w:r>
+        <w:t xml:space="preserve"> Ez </w:t>
+      </w:r>
+      <w:r>
+        <w:t>egy nagyon bonyolult felszínt eredményez. Fizikai pontossággal akkor lehet csak esélyünk modellezni, ha részecskék szintjén vizsgáljuk a víz viselkedését. Egy valós idejű (real-time) alkalmazásnál, nagy mennyiségű folyadékra, mint amilyen a tenger vagy óceán, ezt nem tudjuk megtenni, egyszerűen túl nagy számítási igénye lenne.</w:t>
+      </w:r>
+    </w:p>
+    <w:p>
+      <w:pPr>
+        <w:ind w:firstLine="0"/>
+      </w:pPr>
+      <w:r>
+        <w:t>Szerencsére azonban erre nin</w:t>
+      </w:r>
+      <w:r>
+        <w:t>cs szükség, hogy egy hihető víz</w:t>
+      </w:r>
+      <w:r>
+        <w:t xml:space="preserve">felszínt jelenítsünk meg. </w:t>
+      </w:r>
+      <w:r>
+        <w:t>A továbbiakban élni fogunk egy feltéte</w:t>
+      </w:r>
+      <w:r>
+        <w:t xml:space="preserve">lezéssel, amivel az óceánhullám-szimulációk </w:t>
+      </w:r>
+      <w:r>
+        <w:t>(</w:t>
+      </w:r>
+      <w:r>
+        <w:t xml:space="preserve">pl.: Tessendorf) </w:t>
+      </w:r>
+      <w:r>
+        <w:rPr>
+          <w:rStyle w:val="Kiemels2"/>
+          <w:highlight w:val="yellow"/>
+        </w:rPr>
+        <w:t>[forrás]</w:t>
+      </w:r>
+      <w:r>
+        <w:t xml:space="preserve"> túlnyomó része él. A feltételezésünk a következő: az óceán felszíne (akármilyen időpontban) leírható valamilyen periodikus függvénnyel.</w:t>
+      </w:r>
+    </w:p>
+    <w:p>
+      <w:pPr>
+        <w:ind w:firstLine="0"/>
+      </w:pPr>
+      <w:r>
+        <w:t xml:space="preserve">Ez a feltételezés megkönnyíti a dolgunkat, hiszen tudjuk, hogy egy periodikus függvény </w:t>
+      </w:r>
+      <w:r>
+        <w:t>közelíthető</w:t>
+      </w:r>
+      <w:r>
+        <w:t xml:space="preserve"> valamilyen trigo</w:t>
+      </w:r>
+      <w:r>
+        <w:t>nometrikus függvények összegével</w:t>
+      </w:r>
+      <w:r>
+        <w:t>, ezt az összeget Fourier-sornak</w:t>
+      </w:r>
+      <w:r>
+        <w:t xml:space="preserve"> hívják</w:t>
+      </w:r>
+      <w:r>
+        <w:t xml:space="preserve"> </w:t>
+      </w:r>
+      <w:r>
+        <w:rPr>
+          <w:highlight w:val="yellow"/>
+        </w:rPr>
+        <w:t>[forrás fourier sorra]</w:t>
+      </w:r>
+      <w:r>
+        <w:rPr>
+          <w:highlight w:val="yellow"/>
+        </w:rPr>
+        <w:t>.</w:t>
+      </w:r>
+    </w:p>
+    <w:p>
+      <w:pPr>
+        <w:ind w:firstLine="0"/>
+      </w:pPr>
+      <w:r>
+        <w:t>Először vegyünk péld</w:t>
+      </w:r>
+      <w:r>
+        <w:t>ának egy két</w:t>
+      </w:r>
+      <w:r>
+        <w:t xml:space="preserve">dimenziós hullámot. </w:t>
+      </w:r>
+      <w:r>
+        <w:t xml:space="preserve">Egy </w:t>
+      </w:r>
+      <m:oMath>
+        <m:r>
+          <w:rPr>
+            <w:rFonts w:ascii="Cambria Math" w:hAnsi="Cambria Math"/>
+          </w:rPr>
+          <m:t>2L</m:t>
+        </m:r>
+      </m:oMath>
+      <w:r>
+        <w:t xml:space="preserve"> periódusú</w:t>
+      </w:r>
+      <w:r>
+        <w:t xml:space="preserve"> hullámnak a Fourier-sora a következőképp írható fel:</w:t>
+      </w:r>
+    </w:p>
+    <w:p>
+      <w:pPr>
+        <w:ind w:firstLine="0"/>
+      </w:pPr>
+      <m:oMathPara>
+        <m:oMath>
+          <m:r>
+            <w:rPr>
+              <w:rFonts w:ascii="Cambria Math" w:hAnsi="Cambria Math"/>
+            </w:rPr>
+            <m:t>η</m:t>
+          </m:r>
+          <m:d>
+            <m:dPr>
+              <m:ctrlPr>
+                <w:rPr>
+                  <w:rFonts w:ascii="Cambria Math" w:hAnsi="Cambria Math"/>
+                  <w:i/>
+                </w:rPr>
+              </m:ctrlPr>
+            </m:dPr>
+            <m:e>
+              <m:r>
+                <w:rPr>
+                  <w:rFonts w:ascii="Cambria Math" w:hAnsi="Cambria Math"/>
+                </w:rPr>
+                <m:t>x</m:t>
+              </m:r>
+            </m:e>
+          </m:d>
+          <m:r>
+            <w:rPr>
+              <w:rFonts w:ascii="Cambria Math" w:hAnsi="Cambria Math"/>
+            </w:rPr>
+            <m:t>=</m:t>
+          </m:r>
+          <m:sSub>
+            <m:sSubPr>
+              <m:ctrlPr>
+                <w:rPr>
+                  <w:rFonts w:ascii="Cambria Math" w:hAnsi="Cambria Math"/>
+                  <w:i/>
+                </w:rPr>
+              </m:ctrlPr>
+            </m:sSubPr>
+            <m:e>
+              <m:r>
+                <w:rPr>
+                  <w:rFonts w:ascii="Cambria Math" w:hAnsi="Cambria Math"/>
+                </w:rPr>
+                <m:t>a</m:t>
+              </m:r>
+            </m:e>
+            <m:sub>
+              <m:r>
+                <w:rPr>
+                  <w:rFonts w:ascii="Cambria Math" w:hAnsi="Cambria Math"/>
+                </w:rPr>
+                <m:t>0</m:t>
+              </m:r>
+            </m:sub>
+          </m:sSub>
+          <m:r>
+            <w:rPr>
+              <w:rFonts w:ascii="Cambria Math" w:hAnsi="Cambria Math"/>
+            </w:rPr>
+            <m:t>+</m:t>
+          </m:r>
+          <m:nary>
+            <m:naryPr>
+              <m:chr m:val="∑"/>
+              <m:limLoc m:val="undOvr"/>
+              <m:ctrlPr>
+                <w:rPr>
+                  <w:rFonts w:ascii="Cambria Math" w:hAnsi="Cambria Math"/>
+                  <w:i/>
+                </w:rPr>
+              </m:ctrlPr>
+            </m:naryPr>
+            <m:sub>
+              <m:r>
+                <w:rPr>
+                  <w:rFonts w:ascii="Cambria Math" w:hAnsi="Cambria Math"/>
+                </w:rPr>
+                <m:t>n=1</m:t>
+              </m:r>
+            </m:sub>
+            <m:sup>
+              <m:r>
+                <w:rPr>
+                  <w:rFonts w:ascii="Cambria Math" w:hAnsi="Cambria Math"/>
+                </w:rPr>
+                <m:t>∞</m:t>
+              </m:r>
+            </m:sup>
+            <m:e>
+              <m:r>
+                <w:rPr>
+                  <w:rFonts w:ascii="Cambria Math" w:hAnsi="Cambria Math"/>
+                </w:rPr>
+                <m:t>[</m:t>
+              </m:r>
+              <m:sSub>
+                <m:sSubPr>
+                  <m:ctrlPr>
+                    <w:rPr>
+                      <w:rFonts w:ascii="Cambria Math" w:hAnsi="Cambria Math"/>
+                      <w:i/>
+                    </w:rPr>
+                  </m:ctrlPr>
+                </m:sSubPr>
+                <m:e>
+                  <m:r>
+                    <w:rPr>
+                      <w:rFonts w:ascii="Cambria Math" w:hAnsi="Cambria Math"/>
+                    </w:rPr>
+                    <m:t>a</m:t>
+                  </m:r>
+                </m:e>
+                <m:sub>
+                  <m:r>
+                    <w:rPr>
+                      <w:rFonts w:ascii="Cambria Math" w:hAnsi="Cambria Math"/>
+                    </w:rPr>
+                    <m:t>n</m:t>
+                  </m:r>
+                </m:sub>
+              </m:sSub>
+              <m:func>
+                <m:funcPr>
+                  <m:ctrlPr>
+                    <w:rPr>
+                      <w:rFonts w:ascii="Cambria Math" w:hAnsi="Cambria Math"/>
+                      <w:i/>
+                    </w:rPr>
+                  </m:ctrlPr>
+                </m:funcPr>
+                <m:fName>
+                  <m:r>
+                    <m:rPr>
+                      <m:sty m:val="p"/>
+                    </m:rPr>
+                    <w:rPr>
+                      <w:rFonts w:ascii="Cambria Math" w:hAnsi="Cambria Math"/>
+                    </w:rPr>
+                    <m:t>cos</m:t>
+                  </m:r>
+                </m:fName>
+                <m:e>
+                  <m:d>
+                    <m:dPr>
+                      <m:ctrlPr>
+                        <w:rPr>
+                          <w:rFonts w:ascii="Cambria Math" w:hAnsi="Cambria Math"/>
+                          <w:i/>
+                        </w:rPr>
+                      </m:ctrlPr>
+                    </m:dPr>
+                    <m:e>
+                      <m:f>
+                        <m:fPr>
+                          <m:ctrlPr>
+                            <w:rPr>
+                              <w:rFonts w:ascii="Cambria Math" w:hAnsi="Cambria Math"/>
+                              <w:i/>
+                            </w:rPr>
+                          </m:ctrlPr>
+                        </m:fPr>
+                        <m:num>
+                          <m:r>
+                            <w:rPr>
+                              <w:rFonts w:ascii="Cambria Math" w:hAnsi="Cambria Math"/>
+                            </w:rPr>
+                            <m:t>nπx</m:t>
+                          </m:r>
+                        </m:num>
+                        <m:den>
+                          <m:r>
+                            <w:rPr>
+                              <w:rFonts w:ascii="Cambria Math" w:hAnsi="Cambria Math"/>
+                            </w:rPr>
+                            <m:t>L</m:t>
+                          </m:r>
+                        </m:den>
+                      </m:f>
+                    </m:e>
+                  </m:d>
+                  <m:r>
+                    <w:rPr>
+                      <w:rFonts w:ascii="Cambria Math" w:hAnsi="Cambria Math"/>
+                    </w:rPr>
+                    <m:t>+</m:t>
+                  </m:r>
+                  <m:sSub>
+                    <m:sSubPr>
+                      <m:ctrlPr>
+                        <w:rPr>
+                          <w:rFonts w:ascii="Cambria Math" w:hAnsi="Cambria Math"/>
+                          <w:i/>
+                        </w:rPr>
+                      </m:ctrlPr>
+                    </m:sSubPr>
+                    <m:e>
+                      <m:r>
+                        <w:rPr>
+                          <w:rFonts w:ascii="Cambria Math" w:hAnsi="Cambria Math"/>
+                        </w:rPr>
+                        <m:t>b</m:t>
+                      </m:r>
+                    </m:e>
+                    <m:sub>
+                      <m:r>
+                        <w:rPr>
+                          <w:rFonts w:ascii="Cambria Math" w:hAnsi="Cambria Math"/>
+                        </w:rPr>
+                        <m:t>n</m:t>
+                      </m:r>
+                    </m:sub>
+                  </m:sSub>
+                  <m:func>
+                    <m:funcPr>
+                      <m:ctrlPr>
+                        <w:rPr>
+                          <w:rFonts w:ascii="Cambria Math" w:hAnsi="Cambria Math"/>
+                          <w:i/>
+                        </w:rPr>
+                      </m:ctrlPr>
+                    </m:funcPr>
+                    <m:fName>
+                      <m:r>
+                        <m:rPr>
+                          <m:sty m:val="p"/>
+                        </m:rPr>
+                        <w:rPr>
+                          <w:rFonts w:ascii="Cambria Math" w:hAnsi="Cambria Math"/>
+                        </w:rPr>
+                        <m:t>sin</m:t>
+                      </m:r>
+                    </m:fName>
+                    <m:e>
+                      <m:d>
+                        <m:dPr>
+                          <m:ctrlPr>
+                            <w:rPr>
+                              <w:rFonts w:ascii="Cambria Math" w:hAnsi="Cambria Math"/>
+                              <w:i/>
+                            </w:rPr>
+                          </m:ctrlPr>
+                        </m:dPr>
+                        <m:e>
+                          <m:f>
+                            <m:fPr>
+                              <m:ctrlPr>
+                                <w:rPr>
+                                  <w:rFonts w:ascii="Cambria Math" w:hAnsi="Cambria Math"/>
+                                  <w:i/>
+                                </w:rPr>
+                              </m:ctrlPr>
+                            </m:fPr>
+                            <m:num>
+                              <m:r>
+                                <w:rPr>
+                                  <w:rFonts w:ascii="Cambria Math" w:hAnsi="Cambria Math"/>
+                                </w:rPr>
+                                <m:t>nπx</m:t>
+                              </m:r>
+                            </m:num>
+                            <m:den>
+                              <m:r>
+                                <w:rPr>
+                                  <w:rFonts w:ascii="Cambria Math" w:hAnsi="Cambria Math"/>
+                                </w:rPr>
+                                <m:t>L</m:t>
+                              </m:r>
+                            </m:den>
+                          </m:f>
+                        </m:e>
+                      </m:d>
+                    </m:e>
+                  </m:func>
+                </m:e>
+              </m:func>
+              <m:r>
+                <w:rPr>
+                  <w:rFonts w:ascii="Cambria Math" w:hAnsi="Cambria Math"/>
+                </w:rPr>
+                <m:t>]</m:t>
+              </m:r>
+            </m:e>
+          </m:nary>
+        </m:oMath>
+      </m:oMathPara>
+    </w:p>
+    <w:p>
+      <w:pPr>
+        <w:ind w:firstLine="0"/>
+      </w:pPr>
+      <m:oMath>
+        <m:r>
+          <w:rPr>
+            <w:rFonts w:ascii="Cambria Math" w:hAnsi="Cambria Math"/>
+          </w:rPr>
+          <m:t>η</m:t>
+        </m:r>
+      </m:oMath>
+      <w:r>
+        <w:t xml:space="preserve"> az adott </w:t>
+      </w:r>
+      <w:r>
+        <w:rPr>
+          <w:i/>
+        </w:rPr>
+        <w:t xml:space="preserve">x </w:t>
+      </w:r>
+      <w:r>
+        <w:t>pontbeli magasságát jelenti a hullámnak.</w:t>
+      </w:r>
+    </w:p>
+    <w:p>
+      <w:pPr>
+        <w:ind w:firstLine="0"/>
+      </w:pPr>
+      <w:r>
+        <w:t>Er</w:t>
+      </w:r>
+      <w:r>
+        <w:t>re a függvényre úgy is gondolhatunk</w:t>
+      </w:r>
+      <w:r>
+        <w:t>,</w:t>
+      </w:r>
+      <w:r>
+        <w:t xml:space="preserve"> mint az óceán egy szeletére.</w:t>
+      </w:r>
+      <w:r>
+        <w:t xml:space="preserve"> Az egyenletet kicsit átírva a következőt kapjuk:</w:t>
+      </w:r>
+    </w:p>
+    <w:p>
+      <w:pPr>
+        <w:ind w:firstLine="0"/>
+      </w:pPr>
+      <m:oMathPara>
+        <m:oMath>
+          <m:r>
+            <w:rPr>
+              <w:rFonts w:ascii="Cambria Math" w:hAnsi="Cambria Math"/>
+            </w:rPr>
+            <w:lastRenderedPageBreak/>
+            <m:t>η</m:t>
+          </m:r>
+          <m:d>
+            <m:dPr>
+              <m:ctrlPr>
+                <w:rPr>
+                  <w:rFonts w:ascii="Cambria Math" w:hAnsi="Cambria Math"/>
+                  <w:i/>
+                </w:rPr>
+              </m:ctrlPr>
+            </m:dPr>
+            <m:e>
+              <m:r>
+                <w:rPr>
+                  <w:rFonts w:ascii="Cambria Math" w:hAnsi="Cambria Math"/>
+                </w:rPr>
+                <m:t>x</m:t>
+              </m:r>
+            </m:e>
+          </m:d>
+          <m:r>
+            <w:rPr>
+              <w:rFonts w:ascii="Cambria Math" w:hAnsi="Cambria Math"/>
+            </w:rPr>
+            <m:t>=</m:t>
+          </m:r>
+          <m:sSub>
+            <m:sSubPr>
+              <m:ctrlPr>
+                <w:rPr>
+                  <w:rFonts w:ascii="Cambria Math" w:hAnsi="Cambria Math"/>
+                  <w:i/>
+                </w:rPr>
+              </m:ctrlPr>
+            </m:sSubPr>
+            <m:e>
+              <m:r>
+                <w:rPr>
+                  <w:rFonts w:ascii="Cambria Math" w:hAnsi="Cambria Math"/>
+                </w:rPr>
+                <m:t>a</m:t>
+              </m:r>
+            </m:e>
+            <m:sub>
+              <m:r>
+                <w:rPr>
+                  <w:rFonts w:ascii="Cambria Math" w:hAnsi="Cambria Math"/>
+                </w:rPr>
+                <m:t>0</m:t>
+              </m:r>
+            </m:sub>
+          </m:sSub>
+          <m:r>
+            <w:rPr>
+              <w:rFonts w:ascii="Cambria Math" w:hAnsi="Cambria Math"/>
+            </w:rPr>
+            <m:t>+</m:t>
+          </m:r>
+          <m:nary>
+            <m:naryPr>
+              <m:chr m:val="∑"/>
+              <m:limLoc m:val="undOvr"/>
+              <m:ctrlPr>
+                <w:rPr>
+                  <w:rFonts w:ascii="Cambria Math" w:hAnsi="Cambria Math"/>
+                  <w:i/>
+                </w:rPr>
+              </m:ctrlPr>
+            </m:naryPr>
+            <m:sub>
+              <m:r>
+                <w:rPr>
+                  <w:rFonts w:ascii="Cambria Math" w:hAnsi="Cambria Math"/>
+                </w:rPr>
+                <m:t>n=1</m:t>
+              </m:r>
+            </m:sub>
+            <m:sup>
+              <m:r>
+                <w:rPr>
+                  <w:rFonts w:ascii="Cambria Math" w:hAnsi="Cambria Math"/>
+                </w:rPr>
+                <m:t>∞</m:t>
+              </m:r>
+            </m:sup>
+            <m:e>
+              <m:r>
+                <w:rPr>
+                  <w:rFonts w:ascii="Cambria Math" w:hAnsi="Cambria Math"/>
+                </w:rPr>
+                <m:t>[</m:t>
+              </m:r>
+              <m:sSub>
+                <m:sSubPr>
+                  <m:ctrlPr>
+                    <w:rPr>
+                      <w:rFonts w:ascii="Cambria Math" w:hAnsi="Cambria Math"/>
+                      <w:i/>
+                    </w:rPr>
+                  </m:ctrlPr>
+                </m:sSubPr>
+                <m:e>
+                  <m:r>
+                    <w:rPr>
+                      <w:rFonts w:ascii="Cambria Math" w:hAnsi="Cambria Math"/>
+                    </w:rPr>
+                    <m:t>A</m:t>
+                  </m:r>
+                </m:e>
+                <m:sub>
+                  <m:r>
+                    <w:rPr>
+                      <w:rFonts w:ascii="Cambria Math" w:hAnsi="Cambria Math"/>
+                    </w:rPr>
+                    <m:t>n</m:t>
+                  </m:r>
+                </m:sub>
+              </m:sSub>
+              <m:func>
+                <m:funcPr>
+                  <m:ctrlPr>
+                    <w:rPr>
+                      <w:rFonts w:ascii="Cambria Math" w:hAnsi="Cambria Math"/>
+                      <w:i/>
+                    </w:rPr>
+                  </m:ctrlPr>
+                </m:funcPr>
+                <m:fName>
+                  <m:r>
+                    <m:rPr>
+                      <m:sty m:val="p"/>
+                    </m:rPr>
+                    <w:rPr>
+                      <w:rFonts w:ascii="Cambria Math" w:hAnsi="Cambria Math"/>
+                    </w:rPr>
+                    <m:t>sin</m:t>
+                  </m:r>
+                </m:fName>
+                <m:e>
+                  <m:r>
+                    <w:rPr>
+                      <w:rFonts w:ascii="Cambria Math" w:hAnsi="Cambria Math"/>
+                    </w:rPr>
+                    <m:t>(</m:t>
+                  </m:r>
+                  <m:f>
+                    <m:fPr>
+                      <m:ctrlPr>
+                        <w:rPr>
+                          <w:rFonts w:ascii="Cambria Math" w:hAnsi="Cambria Math"/>
+                          <w:i/>
+                        </w:rPr>
+                      </m:ctrlPr>
+                    </m:fPr>
+                    <m:num>
+                      <m:r>
+                        <w:rPr>
+                          <w:rFonts w:ascii="Cambria Math" w:hAnsi="Cambria Math"/>
+                        </w:rPr>
+                        <m:t>nπx</m:t>
+                      </m:r>
+                    </m:num>
+                    <m:den>
+                      <m:r>
+                        <w:rPr>
+                          <w:rFonts w:ascii="Cambria Math" w:hAnsi="Cambria Math"/>
+                        </w:rPr>
+                        <m:t>L</m:t>
+                      </m:r>
+                    </m:den>
+                  </m:f>
+                  <m:r>
+                    <w:rPr>
+                      <w:rFonts w:ascii="Cambria Math" w:hAnsi="Cambria Math"/>
+                    </w:rPr>
+                    <m:t>+</m:t>
+                  </m:r>
+                  <m:sSub>
+                    <m:sSubPr>
+                      <m:ctrlPr>
+                        <w:rPr>
+                          <w:rFonts w:ascii="Cambria Math" w:hAnsi="Cambria Math"/>
+                          <w:i/>
+                        </w:rPr>
+                      </m:ctrlPr>
+                    </m:sSubPr>
+                    <m:e>
+                      <m:r>
+                        <w:rPr>
+                          <w:rFonts w:ascii="Cambria Math" w:hAnsi="Cambria Math"/>
+                        </w:rPr>
+                        <m:t>φ</m:t>
+                      </m:r>
+                    </m:e>
+                    <m:sub>
+                      <m:r>
+                        <w:rPr>
+                          <w:rFonts w:ascii="Cambria Math" w:hAnsi="Cambria Math"/>
+                        </w:rPr>
+                        <m:t>n</m:t>
+                      </m:r>
+                    </m:sub>
+                  </m:sSub>
+                  <m:r>
+                    <w:rPr>
+                      <w:rFonts w:ascii="Cambria Math" w:hAnsi="Cambria Math"/>
+                    </w:rPr>
+                    <m:t>)</m:t>
+                  </m:r>
+                </m:e>
+              </m:func>
+              <m:r>
+                <w:rPr>
+                  <w:rFonts w:ascii="Cambria Math" w:hAnsi="Cambria Math"/>
+                </w:rPr>
+                <m:t>]</m:t>
+              </m:r>
+            </m:e>
+          </m:nary>
+        </m:oMath>
+      </m:oMathPara>
+    </w:p>
+    <w:p>
+      <w:pPr>
+        <w:ind w:firstLine="0"/>
+      </w:pPr>
+      <w:r>
+        <w:t xml:space="preserve">Figyelembe véve, hogy a szinusz függvény csak egy fázissal eltolt koszinusz függvény, kiemelhető az </w:t>
+      </w:r>
+      <m:oMath>
+        <m:sSub>
+          <m:sSubPr>
+            <m:ctrlPr>
+              <w:rPr>
+                <w:rFonts w:ascii="Cambria Math" w:hAnsi="Cambria Math"/>
+                <w:i/>
+              </w:rPr>
+            </m:ctrlPr>
+          </m:sSubPr>
+          <m:e>
+            <m:r>
+              <w:rPr>
+                <w:rFonts w:ascii="Cambria Math" w:hAnsi="Cambria Math"/>
+              </w:rPr>
+              <m:t>a</m:t>
+            </m:r>
+          </m:e>
+          <m:sub>
+            <m:r>
+              <w:rPr>
+                <w:rFonts w:ascii="Cambria Math" w:hAnsi="Cambria Math"/>
+              </w:rPr>
+              <m:t>n</m:t>
+            </m:r>
+          </m:sub>
+        </m:sSub>
+        <m:r>
+          <w:rPr>
+            <w:rFonts w:ascii="Cambria Math" w:hAnsi="Cambria Math"/>
+          </w:rPr>
+          <m:t>+</m:t>
+        </m:r>
+        <m:sSub>
+          <m:sSubPr>
+            <m:ctrlPr>
+              <w:rPr>
+                <w:rFonts w:ascii="Cambria Math" w:hAnsi="Cambria Math"/>
+                <w:i/>
+              </w:rPr>
+            </m:ctrlPr>
+          </m:sSubPr>
+          <m:e>
+            <m:r>
+              <w:rPr>
+                <w:rFonts w:ascii="Cambria Math" w:hAnsi="Cambria Math"/>
+              </w:rPr>
+              <m:t>b</m:t>
+            </m:r>
+          </m:e>
+          <m:sub>
+            <m:r>
+              <w:rPr>
+                <w:rFonts w:ascii="Cambria Math" w:hAnsi="Cambria Math"/>
+              </w:rPr>
+              <m:t>n</m:t>
+            </m:r>
+          </m:sub>
+        </m:sSub>
+      </m:oMath>
+      <w:r>
+        <w:t xml:space="preserve"> tag amit </w:t>
+      </w:r>
+      <m:oMath>
+        <m:sSub>
+          <m:sSubPr>
+            <m:ctrlPr>
+              <w:rPr>
+                <w:rFonts w:ascii="Cambria Math" w:hAnsi="Cambria Math"/>
+                <w:i/>
+              </w:rPr>
+            </m:ctrlPr>
+          </m:sSubPr>
+          <m:e>
+            <m:r>
+              <w:rPr>
+                <w:rFonts w:ascii="Cambria Math" w:hAnsi="Cambria Math"/>
+              </w:rPr>
+              <m:t>A</m:t>
+            </m:r>
+          </m:e>
+          <m:sub>
+            <m:r>
+              <w:rPr>
+                <w:rFonts w:ascii="Cambria Math" w:hAnsi="Cambria Math"/>
+              </w:rPr>
+              <m:t>n</m:t>
+            </m:r>
+          </m:sub>
+        </m:sSub>
+      </m:oMath>
+      <w:r>
+        <w:t>-nek neveztem. Ebből a felírásból már lát</w:t>
+      </w:r>
+      <w:r>
+        <w:t>szanak a klasszikus értelemben vett szinuszhullámok</w:t>
+      </w:r>
+      <w:r>
+        <w:t xml:space="preserve"> </w:t>
+      </w:r>
+      <m:oMath>
+        <m:sSub>
+          <m:sSubPr>
+            <m:ctrlPr>
+              <w:rPr>
+                <w:rFonts w:ascii="Cambria Math" w:hAnsi="Cambria Math"/>
+                <w:i/>
+              </w:rPr>
+            </m:ctrlPr>
+          </m:sSubPr>
+          <m:e>
+            <m:r>
+              <w:rPr>
+                <w:rFonts w:ascii="Cambria Math" w:hAnsi="Cambria Math"/>
+              </w:rPr>
+              <m:t>A</m:t>
+            </m:r>
+          </m:e>
+          <m:sub>
+            <m:r>
+              <w:rPr>
+                <w:rFonts w:ascii="Cambria Math" w:hAnsi="Cambria Math"/>
+              </w:rPr>
+              <m:t>n</m:t>
+            </m:r>
+          </m:sub>
+        </m:sSub>
+      </m:oMath>
+      <w:r>
+        <w:t xml:space="preserve"> amplitúdóval és </w:t>
+      </w:r>
+      <m:oMath>
+        <m:sSub>
+          <m:sSubPr>
+            <m:ctrlPr>
+              <w:rPr>
+                <w:rFonts w:ascii="Cambria Math" w:hAnsi="Cambria Math"/>
+                <w:i/>
+              </w:rPr>
+            </m:ctrlPr>
+          </m:sSubPr>
+          <m:e>
+            <m:r>
+              <w:rPr>
+                <w:rFonts w:ascii="Cambria Math" w:hAnsi="Cambria Math"/>
+              </w:rPr>
+              <m:t>φ</m:t>
+            </m:r>
+          </m:e>
+          <m:sub>
+            <m:r>
+              <w:rPr>
+                <w:rFonts w:ascii="Cambria Math" w:hAnsi="Cambria Math"/>
+              </w:rPr>
+              <m:t>n</m:t>
+            </m:r>
+          </m:sub>
+        </m:sSub>
+      </m:oMath>
+      <w:r>
+        <w:t xml:space="preserve"> fázissal</w:t>
+      </w:r>
+      <w:r>
+        <w:t xml:space="preserve">. Nem mást csinálunk, mint ezeket </w:t>
+      </w:r>
+      <w:r>
+        <w:t xml:space="preserve">a szinuszfüggvényeket </w:t>
+      </w:r>
+      <w:r>
+        <w:t xml:space="preserve">összegezzük, hogy </w:t>
+      </w:r>
+      <w:r>
+        <w:t>megkapjuk egy közelítését az eredeti hullámgörbének</w:t>
+      </w:r>
+      <w:r>
+        <w:t>.</w:t>
+      </w:r>
+    </w:p>
+    <w:p>
+      <w:pPr>
+        <w:ind w:firstLine="0"/>
+      </w:pPr>
+      <w:r>
+        <w:rPr>
+          <w:highlight w:val="yellow"/>
+        </w:rPr>
+        <w:t>[insert kép egy ilyen függvényről desmossal pl]</w:t>
+      </w:r>
+    </w:p>
+    <w:p>
+      <w:pPr>
+        <w:pStyle w:val="Cmsor2"/>
+      </w:pPr>
+      <w:r>
+        <w:t xml:space="preserve">Vízfelszín </w:t>
+      </w:r>
+      <w:r>
+        <w:t>kiszámolása</w:t>
+      </w:r>
+    </w:p>
+    <w:p>
+      <w:pPr>
+        <w:ind w:firstLine="0"/>
+      </w:pPr>
+      <w:r>
+        <w:t>Eddig egy létező periodikus hullámot közelítettünk szinuszhullámokkal</w:t>
+      </w:r>
+      <w:r>
+        <w:t xml:space="preserve">, azonban </w:t>
+      </w:r>
+      <w:r>
+        <w:t xml:space="preserve">mivel nem tudjuk az óceán felszínének függvényét, ezért a Fourier együtthatókat, azaz az egyes hullámokhoz tartozó amplitúdókat sem tudjuk kiszámolni. Más módszerrel kell felépítenünk a szinuszösszeg-függvényünk amplitúdóit. </w:t>
+      </w:r>
+    </w:p>
+    <w:p>
+      <w:pPr>
+        <w:ind w:firstLine="0"/>
+      </w:pPr>
+      <w:r>
+        <w:t xml:space="preserve">Erre többféle lehetőség van, egy ismert módszer a filmes és játékiparban a Jerry Tessendorf által </w:t>
+      </w:r>
+      <w:r>
+        <w:t>leírt gyors Fourier-transzformációt (Fast Fourier Transform) alkalmazó számítás. A hullámokat először frekvenciatartományban építi fel egy megfigyelésen alapuló statisztikai modellből (Philips spektrum). Tulajdonképpen adott szélsebességnél meg lehet mondani, hogy az adott frekvenciájú hullámnak mekkora az amplitúdója.</w:t>
+      </w:r>
+    </w:p>
+    <w:p>
+      <w:pPr>
+        <w:ind w:firstLine="0"/>
+      </w:pPr>
+      <w:r>
+        <w:t>Ez a módszer igen bonyolult, és a végeredmény, legalábbis szerintem, nem</w:t>
+      </w:r>
+      <w:r>
+        <w:t xml:space="preserve"> sokkal jobb, mint az általam alkalmazott módszer.</w:t>
+      </w:r>
+      <w:r>
+        <w:t xml:space="preserve"> </w:t>
+      </w:r>
+      <w:r>
+        <w:t>A következőkben egy egyszerűbb módját fogom leírni a hullámgenerálásnak, amivel készítettem a programot.</w:t>
+      </w:r>
+    </w:p>
+    <w:p>
+      <w:pPr>
+        <w:pStyle w:val="Cmsor2"/>
+      </w:pPr>
+      <w:r>
+        <w:t>Háromdimenziós hullámok</w:t>
+      </w:r>
+    </w:p>
+    <w:p>
+      <w:pPr>
+        <w:ind w:firstLine="0"/>
+      </w:pPr>
+      <w:r>
+        <w:t xml:space="preserve">Két dimenzióban már tudjuk, hogyan lehet matematikailag leírni egy hullámot, most pedig áttérünk három dimenzióba, azaz a teljes felszín leírására. </w:t>
+      </w:r>
+    </w:p>
+    <w:p>
+      <w:pPr>
+        <w:ind w:firstLine="0"/>
+      </w:pPr>
+      <w:r>
+        <w:t xml:space="preserve">Ehhez fel kell ismernünk, hogy két dimenzióban csak egy irány volt, amerre terjedhetett a hullám. Eddig csak x tengely irányú hullám volt lehetséges, most viszont tetszőleges </w:t>
+      </w:r>
+      <m:oMath>
+        <m:box>
+          <m:boxPr>
+            <m:opEmu m:val="1"/>
+            <m:ctrlPr>
+              <w:rPr>
+                <w:rFonts w:ascii="Cambria Math" w:hAnsi="Cambria Math"/>
+                <w:i/>
+              </w:rPr>
+            </m:ctrlPr>
+          </m:boxPr>
+          <m:e>
+            <m:acc>
+              <m:accPr>
+                <m:chr m:val="⃗"/>
+                <m:ctrlPr>
+                  <w:rPr>
+                    <w:rFonts w:ascii="Cambria Math" w:hAnsi="Cambria Math"/>
+                    <w:i/>
+                  </w:rPr>
+                </m:ctrlPr>
+              </m:accPr>
+              <m:e>
+                <m:r>
+                  <w:rPr>
+                    <w:rFonts w:ascii="Cambria Math" w:hAnsi="Cambria Math"/>
+                  </w:rPr>
+                  <m:t>k</m:t>
+                </m:r>
+              </m:e>
+            </m:acc>
+            <m:r>
+              <w:rPr>
+                <w:rFonts w:ascii="Cambria Math" w:hAnsi="Cambria Math"/>
+              </w:rPr>
+              <m:t>=</m:t>
+            </m:r>
+            <m:d>
+              <m:dPr>
+                <m:ctrlPr>
+                  <w:rPr>
+                    <w:rFonts w:ascii="Cambria Math" w:hAnsi="Cambria Math"/>
+                    <w:i/>
+                  </w:rPr>
+                </m:ctrlPr>
+              </m:dPr>
+              <m:e>
+                <m:sSub>
+                  <m:sSubPr>
+                    <m:ctrlPr>
+                      <w:rPr>
+                        <w:rFonts w:ascii="Cambria Math" w:hAnsi="Cambria Math"/>
+                        <w:i/>
+                      </w:rPr>
+                    </m:ctrlPr>
+                  </m:sSubPr>
+                  <m:e>
+                    <m:r>
+                      <w:rPr>
+                        <w:rFonts w:ascii="Cambria Math" w:hAnsi="Cambria Math"/>
+                      </w:rPr>
+                      <m:t>k</m:t>
+                    </m:r>
+                  </m:e>
+                  <m:sub>
+                    <m:r>
+                      <w:rPr>
+                        <w:rFonts w:ascii="Cambria Math" w:hAnsi="Cambria Math"/>
+                      </w:rPr>
+                      <m:t>x</m:t>
+                    </m:r>
+                  </m:sub>
+                </m:sSub>
+                <m:r>
+                  <w:rPr>
+                    <w:rFonts w:ascii="Cambria Math" w:hAnsi="Cambria Math"/>
+                  </w:rPr>
+                  <m:t>,</m:t>
+                </m:r>
+                <m:sSub>
+                  <m:sSubPr>
+                    <m:ctrlPr>
+                      <w:rPr>
+                        <w:rFonts w:ascii="Cambria Math" w:hAnsi="Cambria Math"/>
+                        <w:i/>
+                      </w:rPr>
+                    </m:ctrlPr>
+                  </m:sSubPr>
+                  <m:e>
+                    <m:r>
+                      <w:rPr>
+                        <w:rFonts w:ascii="Cambria Math" w:hAnsi="Cambria Math"/>
+                      </w:rPr>
+                      <m:t>k</m:t>
+                    </m:r>
+                  </m:e>
+                  <m:sub>
+                    <m:r>
+                      <w:rPr>
+                        <w:rFonts w:ascii="Cambria Math" w:hAnsi="Cambria Math"/>
+                      </w:rPr>
+                      <m:t>y</m:t>
+                    </m:r>
+                  </m:sub>
+                </m:sSub>
+              </m:e>
+            </m:d>
+          </m:e>
+        </m:box>
+      </m:oMath>
+      <w:r>
+        <w:t xml:space="preserve"> irányú hullámmal kell számolnunk.</w:t>
+      </w:r>
+      <w:r>
+        <w:t xml:space="preserve"> Ezért az ötlet a következő: nézzük meg</w:t>
+      </w:r>
+      <w:r>
+        <w:t xml:space="preserve"> tetszőleges</w:t>
+      </w:r>
+      <w:r>
+        <w:t xml:space="preserve"> irányokat, és összegezzük az ezekhez tartozó hullámokat.</w:t>
+      </w:r>
+    </w:p>
+    <w:p>
+      <w:pPr>
+        <w:ind w:firstLine="0"/>
+      </w:pPr>
+      <m:oMathPara>
+        <m:oMath>
+          <m:r>
+            <w:rPr>
+              <w:rFonts w:ascii="Cambria Math" w:hAnsi="Cambria Math"/>
+            </w:rPr>
+            <w:lastRenderedPageBreak/>
+            <m:t>η</m:t>
+          </m:r>
+          <m:d>
+            <m:dPr>
+              <m:ctrlPr>
+                <w:rPr>
+                  <w:rFonts w:ascii="Cambria Math" w:hAnsi="Cambria Math"/>
+                  <w:i/>
+                </w:rPr>
+              </m:ctrlPr>
+            </m:dPr>
+            <m:e>
+              <m:r>
+                <w:rPr>
+                  <w:rFonts w:ascii="Cambria Math" w:hAnsi="Cambria Math"/>
+                </w:rPr>
+                <m:t>x</m:t>
+              </m:r>
+              <m:r>
+                <w:rPr>
+                  <w:rFonts w:ascii="Cambria Math" w:hAnsi="Cambria Math"/>
+                </w:rPr>
+                <m:t>,y</m:t>
+              </m:r>
+            </m:e>
+          </m:d>
+          <m:r>
+            <w:rPr>
+              <w:rFonts w:ascii="Cambria Math" w:hAnsi="Cambria Math"/>
+            </w:rPr>
+            <m:t>=</m:t>
+          </m:r>
+          <m:sSub>
+            <m:sSubPr>
+              <m:ctrlPr>
+                <w:rPr>
+                  <w:rFonts w:ascii="Cambria Math" w:hAnsi="Cambria Math"/>
+                  <w:i/>
+                </w:rPr>
+              </m:ctrlPr>
+            </m:sSubPr>
+            <m:e>
+              <m:r>
+                <w:rPr>
+                  <w:rFonts w:ascii="Cambria Math" w:hAnsi="Cambria Math"/>
+                </w:rPr>
+                <m:t>a</m:t>
+              </m:r>
+            </m:e>
+            <m:sub>
+              <m:r>
+                <w:rPr>
+                  <w:rFonts w:ascii="Cambria Math" w:hAnsi="Cambria Math"/>
+                </w:rPr>
+                <m:t>0</m:t>
+              </m:r>
+            </m:sub>
+          </m:sSub>
+          <m:r>
+            <w:rPr>
+              <w:rFonts w:ascii="Cambria Math" w:hAnsi="Cambria Math"/>
+            </w:rPr>
+            <m:t>+</m:t>
+          </m:r>
+          <m:nary>
+            <m:naryPr>
+              <m:chr m:val="∑"/>
+              <m:limLoc m:val="undOvr"/>
+              <m:supHide m:val="1"/>
+              <m:ctrlPr>
+                <w:rPr>
+                  <w:rFonts w:ascii="Cambria Math" w:hAnsi="Cambria Math"/>
+                  <w:i/>
+                </w:rPr>
+              </m:ctrlPr>
+            </m:naryPr>
+            <m:sub>
+              <m:acc>
+                <m:accPr>
+                  <m:chr m:val="⃗"/>
+                  <m:ctrlPr>
+                    <w:rPr>
+                      <w:rFonts w:ascii="Cambria Math" w:hAnsi="Cambria Math"/>
+                      <w:i/>
+                    </w:rPr>
+                  </m:ctrlPr>
+                </m:accPr>
+                <m:e>
+                  <m:r>
+                    <w:rPr>
+                      <w:rFonts w:ascii="Cambria Math" w:hAnsi="Cambria Math"/>
+                    </w:rPr>
+                    <m:t>k</m:t>
+                  </m:r>
+                </m:e>
+              </m:acc>
+            </m:sub>
+            <m:sup/>
+            <m:e>
+              <m:r>
+                <w:rPr>
+                  <w:rFonts w:ascii="Cambria Math" w:hAnsi="Cambria Math"/>
+                </w:rPr>
+                <m:t>A(</m:t>
+              </m:r>
+              <m:acc>
+                <m:accPr>
+                  <m:chr m:val="⃗"/>
+                  <m:ctrlPr>
+                    <w:rPr>
+                      <w:rFonts w:ascii="Cambria Math" w:hAnsi="Cambria Math"/>
+                      <w:i/>
+                    </w:rPr>
+                  </m:ctrlPr>
+                </m:accPr>
+                <m:e>
+                  <m:r>
+                    <w:rPr>
+                      <w:rFonts w:ascii="Cambria Math" w:hAnsi="Cambria Math"/>
+                    </w:rPr>
+                    <m:t>k</m:t>
+                  </m:r>
+                </m:e>
+              </m:acc>
+              <m:r>
+                <w:rPr>
+                  <w:rFonts w:ascii="Cambria Math" w:hAnsi="Cambria Math"/>
+                </w:rPr>
+                <m:t>)</m:t>
+              </m:r>
+              <m:r>
+                <m:rPr>
+                  <m:sty m:val="p"/>
+                </m:rPr>
+                <w:rPr>
+                  <w:rFonts w:ascii="Cambria Math" w:hAnsi="Cambria Math"/>
+                </w:rPr>
+                <m:t>sin⁡</m:t>
+              </m:r>
+              <m:r>
+                <w:rPr>
+                  <w:rFonts w:ascii="Cambria Math" w:hAnsi="Cambria Math"/>
+                </w:rPr>
+                <m:t>(</m:t>
+              </m:r>
+              <m:sSub>
+                <m:sSubPr>
+                  <m:ctrlPr>
+                    <w:rPr>
+                      <w:rFonts w:ascii="Cambria Math" w:hAnsi="Cambria Math"/>
+                      <w:i/>
+                    </w:rPr>
+                  </m:ctrlPr>
+                </m:sSubPr>
+                <m:e>
+                  <m:r>
+                    <w:rPr>
+                      <w:rFonts w:ascii="Cambria Math" w:hAnsi="Cambria Math"/>
+                    </w:rPr>
+                    <m:t>k</m:t>
+                  </m:r>
+                </m:e>
+                <m:sub>
+                  <m:r>
+                    <w:rPr>
+                      <w:rFonts w:ascii="Cambria Math" w:hAnsi="Cambria Math"/>
+                    </w:rPr>
+                    <m:t>x</m:t>
+                  </m:r>
+                </m:sub>
+              </m:sSub>
+              <m:r>
+                <w:rPr>
+                  <w:rFonts w:ascii="Cambria Math" w:hAnsi="Cambria Math"/>
+                </w:rPr>
+                <m:t>x+</m:t>
+              </m:r>
+              <m:sSub>
+                <m:sSubPr>
+                  <m:ctrlPr>
+                    <w:rPr>
+                      <w:rFonts w:ascii="Cambria Math" w:hAnsi="Cambria Math"/>
+                      <w:i/>
+                    </w:rPr>
+                  </m:ctrlPr>
+                </m:sSubPr>
+                <m:e>
+                  <m:r>
+                    <w:rPr>
+                      <w:rFonts w:ascii="Cambria Math" w:hAnsi="Cambria Math"/>
+                    </w:rPr>
+                    <m:t>k</m:t>
+                  </m:r>
+                </m:e>
+                <m:sub>
+                  <m:r>
+                    <w:rPr>
+                      <w:rFonts w:ascii="Cambria Math" w:hAnsi="Cambria Math"/>
+                    </w:rPr>
+                    <m:t>y</m:t>
+                  </m:r>
+                </m:sub>
+              </m:sSub>
+              <m:r>
+                <w:rPr>
+                  <w:rFonts w:ascii="Cambria Math" w:hAnsi="Cambria Math"/>
+                </w:rPr>
+                <m:t>y+φ</m:t>
+              </m:r>
+              <m:d>
+                <m:dPr>
+                  <m:ctrlPr>
+                    <w:rPr>
+                      <w:rFonts w:ascii="Cambria Math" w:hAnsi="Cambria Math"/>
+                      <w:i/>
+                    </w:rPr>
+                  </m:ctrlPr>
+                </m:dPr>
+                <m:e>
+                  <m:acc>
+                    <m:accPr>
+                      <m:chr m:val="⃗"/>
+                      <m:ctrlPr>
+                        <w:rPr>
+                          <w:rFonts w:ascii="Cambria Math" w:hAnsi="Cambria Math"/>
+                          <w:i/>
+                        </w:rPr>
+                      </m:ctrlPr>
+                    </m:accPr>
+                    <m:e>
+                      <m:r>
+                        <w:rPr>
+                          <w:rFonts w:ascii="Cambria Math" w:hAnsi="Cambria Math"/>
+                        </w:rPr>
+                        <m:t>k</m:t>
+                      </m:r>
+                    </m:e>
+                  </m:acc>
+                </m:e>
+              </m:d>
+              <m:r>
+                <w:rPr>
+                  <w:rFonts w:ascii="Cambria Math" w:hAnsi="Cambria Math"/>
+                </w:rPr>
+                <m:t>)</m:t>
+              </m:r>
+            </m:e>
+          </m:nary>
+        </m:oMath>
+      </m:oMathPara>
+    </w:p>
+    <w:p>
+      <w:pPr>
+        <w:ind w:firstLine="0"/>
+      </w:pPr>
+      <w:r>
+        <w:t>Ha ezt elég sokszor megcsináljuk, akkor egy bonyolultnak kinéző hullámzást</w:t>
+      </w:r>
+      <w:r>
+        <w:t xml:space="preserve"> kaphatunk</w:t>
+      </w:r>
+      <w:r>
+        <w:t>.</w:t>
+      </w:r>
+      <w:r>
+        <w:t xml:space="preserve"> Nyilván minél több hullámot generálunk, annál részletesebb felszínt kapunk. Az egyetlen korlátunk itt a videókártyánk kapacitása lesz.</w:t>
+      </w:r>
+    </w:p>
+    <w:p>
+      <w:pPr>
+        <w:ind w:firstLine="0"/>
+      </w:pPr>
+      <w:r>
+        <w:t>[kép egy ilyen hullámról mondjuk 8 és 16 hullámmal]</w:t>
+      </w:r>
+    </w:p>
+    <w:p>
+      <w:pPr>
+        <w:pStyle w:val="Cmsor2"/>
+      </w:pPr>
+      <w:r>
+        <w:t>Időbeli evolúció</w:t>
+      </w:r>
+    </w:p>
+    <w:p>
+      <w:pPr>
+        <w:ind w:firstLine="0"/>
+      </w:pPr>
+      <w:r>
+        <w:t xml:space="preserve">Hogy láthassuk a hullámok mozgását is, a függvényünknek függnie kell az időtől is. A függés mértékét a frekvencia szabályozza, amit itt </w:t>
+      </w:r>
+      <m:oMath>
+        <m:r>
+          <w:rPr>
+            <w:rFonts w:ascii="Cambria Math" w:hAnsi="Cambria Math"/>
+          </w:rPr>
+          <m:t>ω</m:t>
+        </m:r>
+      </m:oMath>
+      <w:r>
+        <w:t xml:space="preserve"> jelöl.</w:t>
+      </w:r>
+    </w:p>
+    <w:p>
+      <w:pPr>
+        <w:ind w:firstLine="0"/>
+      </w:pPr>
+      <m:oMathPara>
+        <m:oMath>
+          <m:r>
+            <w:rPr>
+              <w:rFonts w:ascii="Cambria Math" w:hAnsi="Cambria Math"/>
+            </w:rPr>
+            <m:t>η</m:t>
+          </m:r>
+          <m:d>
+            <m:dPr>
+              <m:ctrlPr>
+                <w:rPr>
+                  <w:rFonts w:ascii="Cambria Math" w:hAnsi="Cambria Math"/>
+                  <w:i/>
+                </w:rPr>
+              </m:ctrlPr>
+            </m:dPr>
+            <m:e>
+              <m:r>
+                <w:rPr>
+                  <w:rFonts w:ascii="Cambria Math" w:hAnsi="Cambria Math"/>
+                </w:rPr>
+                <m:t>x,y</m:t>
+              </m:r>
+              <m:r>
+                <w:rPr>
+                  <w:rFonts w:ascii="Cambria Math" w:hAnsi="Cambria Math"/>
+                </w:rPr>
+                <m:t>, t</m:t>
+              </m:r>
+            </m:e>
+          </m:d>
+          <m:r>
+            <w:rPr>
+              <w:rFonts w:ascii="Cambria Math" w:hAnsi="Cambria Math"/>
+            </w:rPr>
+            <m:t>=</m:t>
+          </m:r>
+          <m:sSub>
+            <m:sSubPr>
+              <m:ctrlPr>
+                <w:rPr>
+                  <w:rFonts w:ascii="Cambria Math" w:hAnsi="Cambria Math"/>
+                  <w:i/>
+                </w:rPr>
+              </m:ctrlPr>
+            </m:sSubPr>
+            <m:e>
+              <m:r>
+                <w:rPr>
+                  <w:rFonts w:ascii="Cambria Math" w:hAnsi="Cambria Math"/>
+                </w:rPr>
+                <m:t>a</m:t>
+              </m:r>
+            </m:e>
+            <m:sub>
+              <m:r>
+                <w:rPr>
+                  <w:rFonts w:ascii="Cambria Math" w:hAnsi="Cambria Math"/>
+                </w:rPr>
+                <m:t>0</m:t>
+              </m:r>
+            </m:sub>
+          </m:sSub>
+          <m:r>
+            <w:rPr>
+              <w:rFonts w:ascii="Cambria Math" w:hAnsi="Cambria Math"/>
+            </w:rPr>
+            <m:t>+</m:t>
+          </m:r>
+          <m:nary>
+            <m:naryPr>
+              <m:chr m:val="∑"/>
+              <m:limLoc m:val="undOvr"/>
+              <m:supHide m:val="1"/>
+              <m:ctrlPr>
+                <w:rPr>
+                  <w:rFonts w:ascii="Cambria Math" w:hAnsi="Cambria Math"/>
+                  <w:i/>
+                </w:rPr>
+              </m:ctrlPr>
+            </m:naryPr>
+            <m:sub>
+              <m:acc>
+                <m:accPr>
+                  <m:chr m:val="⃗"/>
+                  <m:ctrlPr>
+                    <w:rPr>
+                      <w:rFonts w:ascii="Cambria Math" w:hAnsi="Cambria Math"/>
+                      <w:i/>
+                    </w:rPr>
+                  </m:ctrlPr>
+                </m:accPr>
+                <m:e>
+                  <m:r>
+                    <w:rPr>
+                      <w:rFonts w:ascii="Cambria Math" w:hAnsi="Cambria Math"/>
+                    </w:rPr>
+                    <m:t>k</m:t>
+                  </m:r>
+                </m:e>
+              </m:acc>
+            </m:sub>
+            <m:sup/>
+            <m:e>
+              <m:r>
+                <w:rPr>
+                  <w:rFonts w:ascii="Cambria Math" w:hAnsi="Cambria Math"/>
+                </w:rPr>
+                <m:t>A(</m:t>
+              </m:r>
+              <m:acc>
+                <m:accPr>
+                  <m:chr m:val="⃗"/>
+                  <m:ctrlPr>
+                    <w:rPr>
+                      <w:rFonts w:ascii="Cambria Math" w:hAnsi="Cambria Math"/>
+                      <w:i/>
+                    </w:rPr>
+                  </m:ctrlPr>
+                </m:accPr>
+                <m:e>
+                  <m:r>
+                    <w:rPr>
+                      <w:rFonts w:ascii="Cambria Math" w:hAnsi="Cambria Math"/>
+                    </w:rPr>
+                    <m:t>k</m:t>
+                  </m:r>
+                </m:e>
+              </m:acc>
+              <m:r>
+                <w:rPr>
+                  <w:rFonts w:ascii="Cambria Math" w:hAnsi="Cambria Math"/>
+                </w:rPr>
+                <m:t>)</m:t>
+              </m:r>
+              <m:r>
+                <m:rPr>
+                  <m:sty m:val="p"/>
+                </m:rPr>
+                <w:rPr>
+                  <w:rFonts w:ascii="Cambria Math" w:hAnsi="Cambria Math"/>
+                </w:rPr>
+                <m:t>sin⁡</m:t>
+              </m:r>
+              <m:r>
+                <w:rPr>
+                  <w:rFonts w:ascii="Cambria Math" w:hAnsi="Cambria Math"/>
+                </w:rPr>
+                <m:t>(</m:t>
+              </m:r>
+              <m:sSub>
+                <m:sSubPr>
+                  <m:ctrlPr>
+                    <w:rPr>
+                      <w:rFonts w:ascii="Cambria Math" w:hAnsi="Cambria Math"/>
+                      <w:i/>
+                    </w:rPr>
+                  </m:ctrlPr>
+                </m:sSubPr>
+                <m:e>
+                  <m:r>
+                    <w:rPr>
+                      <w:rFonts w:ascii="Cambria Math" w:hAnsi="Cambria Math"/>
+                    </w:rPr>
+                    <m:t>k</m:t>
+                  </m:r>
+                </m:e>
+                <m:sub>
+                  <m:r>
+                    <w:rPr>
+                      <w:rFonts w:ascii="Cambria Math" w:hAnsi="Cambria Math"/>
+                    </w:rPr>
+                    <m:t>x</m:t>
+                  </m:r>
+                </m:sub>
+              </m:sSub>
+              <m:r>
+                <w:rPr>
+                  <w:rFonts w:ascii="Cambria Math" w:hAnsi="Cambria Math"/>
+                </w:rPr>
+                <m:t>x+</m:t>
+              </m:r>
+              <m:sSub>
+                <m:sSubPr>
+                  <m:ctrlPr>
+                    <w:rPr>
+                      <w:rFonts w:ascii="Cambria Math" w:hAnsi="Cambria Math"/>
+                      <w:i/>
+                    </w:rPr>
+                  </m:ctrlPr>
+                </m:sSubPr>
+                <m:e>
+                  <m:r>
+                    <w:rPr>
+                      <w:rFonts w:ascii="Cambria Math" w:hAnsi="Cambria Math"/>
+                    </w:rPr>
+                    <m:t>k</m:t>
+                  </m:r>
+                </m:e>
+                <m:sub>
+                  <m:r>
+                    <w:rPr>
+                      <w:rFonts w:ascii="Cambria Math" w:hAnsi="Cambria Math"/>
+                    </w:rPr>
+                    <m:t>y</m:t>
+                  </m:r>
+                </m:sub>
+              </m:sSub>
+              <m:r>
+                <w:rPr>
+                  <w:rFonts w:ascii="Cambria Math" w:hAnsi="Cambria Math"/>
+                </w:rPr>
+                <m:t>y+</m:t>
+              </m:r>
+              <m:r>
+                <w:rPr>
+                  <w:rFonts w:ascii="Cambria Math" w:hAnsi="Cambria Math"/>
+                </w:rPr>
+                <m:t>ωt+</m:t>
+              </m:r>
+              <m:r>
+                <w:rPr>
+                  <w:rFonts w:ascii="Cambria Math" w:hAnsi="Cambria Math"/>
+                </w:rPr>
+                <m:t>φ</m:t>
+              </m:r>
+              <m:d>
+                <m:dPr>
+                  <m:ctrlPr>
+                    <w:rPr>
+                      <w:rFonts w:ascii="Cambria Math" w:hAnsi="Cambria Math"/>
+                      <w:i/>
+                    </w:rPr>
+                  </m:ctrlPr>
+                </m:dPr>
+                <m:e>
+                  <m:acc>
+                    <m:accPr>
+                      <m:chr m:val="⃗"/>
+                      <m:ctrlPr>
+                        <w:rPr>
+                          <w:rFonts w:ascii="Cambria Math" w:hAnsi="Cambria Math"/>
+                          <w:i/>
+                        </w:rPr>
+                      </m:ctrlPr>
+                    </m:accPr>
+                    <m:e>
+                      <m:r>
+                        <w:rPr>
+                          <w:rFonts w:ascii="Cambria Math" w:hAnsi="Cambria Math"/>
+                        </w:rPr>
+                        <m:t>k</m:t>
+                      </m:r>
+                    </m:e>
+                  </m:acc>
+                </m:e>
+              </m:d>
+              <m:r>
+                <w:rPr>
+                  <w:rFonts w:ascii="Cambria Math" w:hAnsi="Cambria Math"/>
+                </w:rPr>
+                <m:t>)</m:t>
+              </m:r>
+            </m:e>
+          </m:nary>
+        </m:oMath>
+      </m:oMathPara>
+    </w:p>
+    <w:p>
+      <w:pPr>
+        <w:pStyle w:val="Cmsor2"/>
+      </w:pPr>
+      <w:r>
+        <w:t>Paraméterek meghatározása</w:t>
+      </w:r>
+    </w:p>
+    <w:p>
+      <w:pPr>
+        <w:ind w:firstLine="0"/>
+      </w:pPr>
+      <w:r>
+        <w:t>Már majdnem minden rendelkezésre áll, hogy egy adott pontban ki tudjuk számolni a generált felszínünk magasságát.</w:t>
+      </w:r>
+      <w:r>
+        <w:t xml:space="preserve"> Az összefüggés rendelkezésre áll, már csak értékeket kell adnunk a változóknak. </w:t>
+      </w:r>
+    </w:p>
+    <w:p>
+      <w:pPr>
+        <w:ind w:firstLine="0"/>
+      </w:pPr>
+      <w:r>
+        <w:t xml:space="preserve">Az </w:t>
+      </w:r>
+      <m:oMath>
+        <m:sSub>
+          <m:sSubPr>
+            <m:ctrlPr>
+              <w:rPr>
+                <w:rFonts w:ascii="Cambria Math" w:hAnsi="Cambria Math"/>
+                <w:i/>
+              </w:rPr>
+            </m:ctrlPr>
+          </m:sSubPr>
+          <m:e>
+            <m:r>
+              <w:rPr>
+                <w:rFonts w:ascii="Cambria Math" w:hAnsi="Cambria Math"/>
+              </w:rPr>
+              <m:t>a</m:t>
+            </m:r>
+          </m:e>
+          <m:sub>
+            <m:r>
+              <w:rPr>
+                <w:rFonts w:ascii="Cambria Math" w:hAnsi="Cambria Math"/>
+              </w:rPr>
+              <m:t>0</m:t>
+            </m:r>
+          </m:sub>
+        </m:sSub>
+      </m:oMath>
+      <w:r>
+        <w:t xml:space="preserve"> csak egy kezdeti magasság, vagy egy függőleges eltolása a felszínnek, az értéke tetszőleges lehet, a programban ez nulla. </w:t>
+      </w:r>
+    </w:p>
+    <w:p>
+      <w:pPr>
+        <w:ind w:firstLine="0"/>
+      </w:pPr>
+      <w:r>
+        <w:t xml:space="preserve">A </w:t>
+      </w:r>
+      <m:oMath>
+        <m:acc>
+          <m:accPr>
+            <m:chr m:val="⃗"/>
+            <m:ctrlPr>
+              <w:rPr>
+                <w:rFonts w:ascii="Cambria Math" w:hAnsi="Cambria Math"/>
+                <w:i/>
+              </w:rPr>
+            </m:ctrlPr>
+          </m:accPr>
+          <m:e>
+            <m:r>
+              <w:rPr>
+                <w:rFonts w:ascii="Cambria Math" w:hAnsi="Cambria Math"/>
+              </w:rPr>
+              <m:t>k</m:t>
+            </m:r>
+          </m:e>
+        </m:acc>
+      </m:oMath>
+      <w:r>
+        <w:t xml:space="preserve"> irányvektorokat véletlenszerűen választjuk ki. Természetesen nem mindegy, hogy milyen eloszlással tesszük ezt. Mindegyik eloszlás másmilyen felszínt fog eredményezni, hiszen lesznek irányok, amelyek nagyobb súllyal lesznek az összegben. Fontos, hogy a véletlen számaink jó </w:t>
+      </w:r>
+      <w:r>
+        <w:t xml:space="preserve">minőségűek legyenek, különben kellemetlen minták keletkezhetnek. </w:t>
+      </w:r>
+    </w:p>
+    <w:p>
+      <w:pPr>
+        <w:ind w:firstLine="0"/>
+      </w:pPr>
+      <w:r>
+        <w:t>Némi kísérletezés után én a Gauss-eloszlásnál döntöttem. A kódban egy rand-seed (</w:t>
+      </w:r>
+      <w:hyperlink r:id="rId11" w:history="1">
+        <w:r>
+          <w:rPr>
+            <w:rStyle w:val="Hiperhivatkozs"/>
+          </w:rPr>
+          <w:t>https://www.npmjs.com/package/rand-seed</w:t>
+        </w:r>
+      </w:hyperlink>
+      <w:r>
+        <w:t xml:space="preserve">) nevű generátort használtam, amelyből a Box-Müller transzformáció </w:t>
+      </w:r>
+      <w:r>
+        <w:rPr>
+          <w:highlight w:val="yellow"/>
+        </w:rPr>
+        <w:t>[forrás]</w:t>
+      </w:r>
+      <w:r>
+        <w:t xml:space="preserve"> segítségével nyertem ki a szám-párokat</w:t>
+      </w:r>
+      <w:r>
+        <w:t xml:space="preserve"> (x és y irány)</w:t>
+      </w:r>
+      <w:r>
+        <w:t>. Ezeket egy vörös-zöld csatornájú textúrába csomagolva használtam később a számításokban.</w:t>
+      </w:r>
+    </w:p>
+    <w:p>
+      <w:pPr>
+        <w:ind w:firstLine="0"/>
+      </w:pPr>
+      <w:r>
+        <w:t>A fázis megválasztása nem annyira fontos a végeredményt tekintve, én minden hullámra egy bizonyos értékkel növeltem</w:t>
+      </w:r>
+      <w:r>
+        <w:t>.</w:t>
+      </w:r>
+    </w:p>
+    <w:p>
+      <w:pPr>
+        <w:ind w:firstLine="0"/>
+      </w:pPr>
+      <w:r>
+        <w:t>A legnagyobb tényező [egyenletek átírása hogy benne legyen a frekvencia amelyik nem a szögsebesség.</w:t>
       </w:r>
       <w:bookmarkStart w:id="2" w:name="_GoBack"/>
       <w:bookmarkEnd w:id="2"/>
     </w:p>
     <w:p>
       <w:pPr>
-        <w:pStyle w:val="Cmsor2"/>
-      </w:pPr>
-      <w:r>
-        <w:t>Használt technológiák</w:t>
-      </w:r>
-    </w:p>
-    <w:p>
-      <w:pPr>
-        <w:ind w:firstLine="0"/>
-      </w:pPr>
-      <w:r>
-        <w:t>A felada</w:t>
+        <w:ind w:firstLine="0"/>
+      </w:pPr>
+      <w:r>
+        <w:lastRenderedPageBreak/>
+        <w:t>[honnan szerezzük a paramétereket]</w:t>
+      </w:r>
+    </w:p>
+    <w:p>
+      <w:pPr>
+        <w:ind w:firstLine="0"/>
+      </w:pPr>
+      <w:r>
+        <w:t>[fbm]</w:t>
+      </w:r>
+    </w:p>
+    <w:p>
+      <w:pPr>
+        <w:ind w:firstLine="0"/>
+      </w:pPr>
+      <w:r>
+        <w:t>https://thebookofshaders.com/13/</w:t>
+      </w:r>
+    </w:p>
+    <w:p>
+      <w:pPr>
+        <w:ind w:firstLine="0"/>
+      </w:pPr>
+      <w:r>
+        <w:t>[domain warping]</w:t>
+      </w:r>
+    </w:p>
+    <w:p>
+      <w:pPr>
+        <w:ind w:firstLine="0"/>
+      </w:pPr>
+      <w:r>
+        <w:t>[kódbeli megvalósítás]</w:t>
+      </w:r>
+    </w:p>
+    <w:p>
+      <w:pPr>
+        <w:spacing w:after="160" w:line="259" w:lineRule="auto"/>
+        <w:ind w:firstLine="0"/>
+        <w:jc w:val="left"/>
+      </w:pPr>
+      <w:r>
+        <w:br w:type="page"/>
+      </w:r>
+    </w:p>
+    <w:p>
+      <w:pPr>
+        <w:pStyle w:val="Cmsor1"/>
+      </w:pPr>
+      <w:r>
+        <w:lastRenderedPageBreak/>
+        <w:t>Megjelenítés</w:t>
+      </w:r>
+    </w:p>
+    <w:p>
+      <w:pPr>
+        <w:spacing w:after="160" w:line="259" w:lineRule="auto"/>
+        <w:ind w:firstLine="0"/>
+        <w:jc w:val="left"/>
+      </w:pPr>
+      <w:r>
+        <w:br w:type="page"/>
+      </w:r>
+    </w:p>
+    <w:p>
+      <w:pPr>
+        <w:pStyle w:val="Cmsor1"/>
+      </w:pPr>
+      <w:r>
+        <w:lastRenderedPageBreak/>
+        <w:t>A program felépítése</w:t>
+      </w:r>
+    </w:p>
+    <w:p>
+      <w:pPr>
+        <w:spacing w:after="160" w:line="259" w:lineRule="auto"/>
+        <w:ind w:firstLine="0"/>
+        <w:jc w:val="left"/>
+        <w:rPr>
+          <w:rFonts w:cs="Arial"/>
+          <w:b/>
+          <w:bCs/>
+          <w:kern w:val="32"/>
+          <w:sz w:val="36"/>
+          <w:szCs w:val="32"/>
+        </w:rPr>
+      </w:pPr>
+      <w:r>
+        <w:br w:type="page"/>
+      </w:r>
+    </w:p>
+    <w:p>
+      <w:pPr>
+        <w:pStyle w:val="Cmsor1"/>
+      </w:pPr>
+      <w:r>
+        <w:lastRenderedPageBreak/>
+        <w:t>Értékelés</w:t>
+      </w:r>
+    </w:p>
+    <w:p>
+      <w:pPr>
+        <w:spacing w:after="160" w:line="259" w:lineRule="auto"/>
+        <w:ind w:firstLine="0"/>
+        <w:jc w:val="left"/>
+        <w:rPr>
+          <w:rFonts w:cs="Arial"/>
+          <w:b/>
+          <w:bCs/>
+          <w:kern w:val="32"/>
+          <w:sz w:val="36"/>
+          <w:szCs w:val="32"/>
+        </w:rPr>
+      </w:pPr>
+      <w:r>
+        <w:br w:type="page"/>
+      </w:r>
+    </w:p>
+    <w:p>
+      <w:pPr>
+        <w:pStyle w:val="Cmsor1"/>
+      </w:pPr>
+      <w:r>
+        <w:lastRenderedPageBreak/>
+        <w:t>Irodalomjegyzék</w:t>
       </w:r>
     </w:p>
     <w:sectPr>
@@ -704,9 +2775,171 @@
 </w:document>
 </file>
 
+<file path=word/endnotes.xml><?xml version="1.0" encoding="utf-8"?>
+<w:endnotes xmlns:wpc="http://schemas.microsoft.com/office/word/2010/wordprocessingCanvas" xmlns:cx="http://schemas.microsoft.com/office/drawing/2014/chartex" xmlns:mc="http://schemas.openxmlformats.org/markup-compatibility/2006" xmlns:o="urn:schemas-microsoft-com:office:office" xmlns:r="http://schemas.openxmlformats.org/officeDocument/2006/relationships" xmlns:m="http://schemas.openxmlformats.org/officeDocument/2006/math" xmlns:v="urn:schemas-microsoft-com:vml" xmlns:wp14="http://schemas.microsoft.com/office/word/2010/wordprocessingDrawing" xmlns:wp="http://schemas.openxmlformats.org/drawingml/2006/wordprocessingDrawing" xmlns:w10="urn:schemas-microsoft-com:office:word" xmlns:w="http://schemas.openxmlformats.org/wordprocessingml/2006/main" xmlns:w14="http://schemas.microsoft.com/office/word/2010/wordml" xmlns:w15="http://schemas.microsoft.com/office/word/2012/wordml" xmlns:w16se="http://schemas.microsoft.com/office/word/2015/wordml/symex" xmlns:wpg="http://schemas.microsoft.com/office/word/2010/wordprocessingGroup" xmlns:wpi="http://schemas.microsoft.com/office/word/2010/wordprocessingInk" xmlns:wne="http://schemas.microsoft.com/office/word/2006/wordml" xmlns:wps="http://schemas.microsoft.com/office/word/2010/wordprocessingShape" mc:Ignorable="w14 w15 w16se wp14">
+  <w:endnote w:type="separator" w:id="-1">
+    <w:p>
+      <w:pPr>
+        <w:spacing w:after="0" w:line="240" w:lineRule="auto"/>
+      </w:pPr>
+      <w:r>
+        <w:separator/>
+      </w:r>
+    </w:p>
+  </w:endnote>
+  <w:endnote w:type="continuationSeparator" w:id="0">
+    <w:p>
+      <w:pPr>
+        <w:spacing w:after="0" w:line="240" w:lineRule="auto"/>
+      </w:pPr>
+      <w:r>
+        <w:continuationSeparator/>
+      </w:r>
+    </w:p>
+  </w:endnote>
+</w:endnotes>
+</file>
+
+<file path=word/footnotes.xml><?xml version="1.0" encoding="utf-8"?>
+<w:footnotes xmlns:wpc="http://schemas.microsoft.com/office/word/2010/wordprocessingCanvas" xmlns:cx="http://schemas.microsoft.com/office/drawing/2014/chartex" xmlns:mc="http://schemas.openxmlformats.org/markup-compatibility/2006" xmlns:o="urn:schemas-microsoft-com:office:office" xmlns:r="http://schemas.openxmlformats.org/officeDocument/2006/relationships" xmlns:m="http://schemas.openxmlformats.org/officeDocument/2006/math" xmlns:v="urn:schemas-microsoft-com:vml" xmlns:wp14="http://schemas.microsoft.com/office/word/2010/wordprocessingDrawing" xmlns:wp="http://schemas.openxmlformats.org/drawingml/2006/wordprocessingDrawing" xmlns:w10="urn:schemas-microsoft-com:office:word" xmlns:w="http://schemas.openxmlformats.org/wordprocessingml/2006/main" xmlns:w14="http://schemas.microsoft.com/office/word/2010/wordml" xmlns:w15="http://schemas.microsoft.com/office/word/2012/wordml" xmlns:w16se="http://schemas.microsoft.com/office/word/2015/wordml/symex" xmlns:wpg="http://schemas.microsoft.com/office/word/2010/wordprocessingGroup" xmlns:wpi="http://schemas.microsoft.com/office/word/2010/wordprocessingInk" xmlns:wne="http://schemas.microsoft.com/office/word/2006/wordml" xmlns:wps="http://schemas.microsoft.com/office/word/2010/wordprocessingShape" mc:Ignorable="w14 w15 w16se wp14">
+  <w:footnote w:type="separator" w:id="-1">
+    <w:p>
+      <w:pPr>
+        <w:spacing w:after="0" w:line="240" w:lineRule="auto"/>
+      </w:pPr>
+      <w:r>
+        <w:separator/>
+      </w:r>
+    </w:p>
+  </w:footnote>
+  <w:footnote w:type="continuationSeparator" w:id="0">
+    <w:p>
+      <w:pPr>
+        <w:spacing w:after="0" w:line="240" w:lineRule="auto"/>
+      </w:pPr>
+      <w:r>
+        <w:continuationSeparator/>
+      </w:r>
+    </w:p>
+  </w:footnote>
+</w:footnotes>
+</file>
+
 <file path=word/numbering.xml><?xml version="1.0" encoding="utf-8"?>
 <w:numbering xmlns:wpc="http://schemas.microsoft.com/office/word/2010/wordprocessingCanvas" xmlns:cx="http://schemas.microsoft.com/office/drawing/2014/chartex" xmlns:mc="http://schemas.openxmlformats.org/markup-compatibility/2006" xmlns:o="urn:schemas-microsoft-com:office:office" xmlns:r="http://schemas.openxmlformats.org/officeDocument/2006/relationships" xmlns:m="http://schemas.openxmlformats.org/officeDocument/2006/math" xmlns:v="urn:schemas-microsoft-com:vml" xmlns:wp14="http://schemas.microsoft.com/office/word/2010/wordprocessingDrawing" xmlns:wp="http://schemas.openxmlformats.org/drawingml/2006/wordprocessingDrawing" xmlns:w10="urn:schemas-microsoft-com:office:word" xmlns:w="http://schemas.openxmlformats.org/wordprocessingml/2006/main" xmlns:w14="http://schemas.microsoft.com/office/word/2010/wordml" xmlns:w15="http://schemas.microsoft.com/office/word/2012/wordml" xmlns:w16se="http://schemas.microsoft.com/office/word/2015/wordml/symex" xmlns:wpg="http://schemas.microsoft.com/office/word/2010/wordprocessingGroup" xmlns:wpi="http://schemas.microsoft.com/office/word/2010/wordprocessingInk" xmlns:wne="http://schemas.microsoft.com/office/word/2006/wordml" xmlns:wps="http://schemas.microsoft.com/office/word/2010/wordprocessingShape" mc:Ignorable="w14 w15 w16se wp14">
   <w:abstractNum w:abstractNumId="0" w15:restartNumberingAfterBreak="0">
+    <w:nsid w:val="3EFF0C56"/>
+    <w:multiLevelType w:val="hybridMultilevel"/>
+    <w:tmpl w:val="364C7592"/>
+    <w:lvl w:ilvl="0" w:tplc="E8C4463E">
+      <w:numFmt w:val="bullet"/>
+      <w:lvlText w:val="-"/>
+      <w:lvlJc w:val="left"/>
+      <w:pPr>
+        <w:ind w:left="720" w:hanging="360"/>
+      </w:pPr>
+      <w:rPr>
+        <w:rFonts w:ascii="Times New Roman" w:eastAsia="Times New Roman" w:hAnsi="Times New Roman" w:cs="Times New Roman" w:hint="default"/>
+      </w:rPr>
+    </w:lvl>
+    <w:lvl w:ilvl="1" w:tplc="040E0003" w:tentative="1">
+      <w:start w:val="1"/>
+      <w:numFmt w:val="bullet"/>
+      <w:lvlText w:val="o"/>
+      <w:lvlJc w:val="left"/>
+      <w:pPr>
+        <w:ind w:left="1440" w:hanging="360"/>
+      </w:pPr>
+      <w:rPr>
+        <w:rFonts w:ascii="Courier New" w:hAnsi="Courier New" w:cs="Courier New" w:hint="default"/>
+      </w:rPr>
+    </w:lvl>
+    <w:lvl w:ilvl="2" w:tplc="040E0005" w:tentative="1">
+      <w:start w:val="1"/>
+      <w:numFmt w:val="bullet"/>
+      <w:lvlText w:val=""/>
+      <w:lvlJc w:val="left"/>
+      <w:pPr>
+        <w:ind w:left="2160" w:hanging="360"/>
+      </w:pPr>
+      <w:rPr>
+        <w:rFonts w:ascii="Wingdings" w:hAnsi="Wingdings" w:hint="default"/>
+      </w:rPr>
+    </w:lvl>
+    <w:lvl w:ilvl="3" w:tplc="040E0001" w:tentative="1">
+      <w:start w:val="1"/>
+      <w:numFmt w:val="bullet"/>
+      <w:lvlText w:val=""/>
+      <w:lvlJc w:val="left"/>
+      <w:pPr>
+        <w:ind w:left="2880" w:hanging="360"/>
+      </w:pPr>
+      <w:rPr>
+        <w:rFonts w:ascii="Symbol" w:hAnsi="Symbol" w:hint="default"/>
+      </w:rPr>
+    </w:lvl>
+    <w:lvl w:ilvl="4" w:tplc="040E0003" w:tentative="1">
+      <w:start w:val="1"/>
+      <w:numFmt w:val="bullet"/>
+      <w:lvlText w:val="o"/>
+      <w:lvlJc w:val="left"/>
+      <w:pPr>
+        <w:ind w:left="3600" w:hanging="360"/>
+      </w:pPr>
+      <w:rPr>
+        <w:rFonts w:ascii="Courier New" w:hAnsi="Courier New" w:cs="Courier New" w:hint="default"/>
+      </w:rPr>
+    </w:lvl>
+    <w:lvl w:ilvl="5" w:tplc="040E0005" w:tentative="1">
+      <w:start w:val="1"/>
+      <w:numFmt w:val="bullet"/>
+      <w:lvlText w:val=""/>
+      <w:lvlJc w:val="left"/>
+      <w:pPr>
+        <w:ind w:left="4320" w:hanging="360"/>
+      </w:pPr>
+      <w:rPr>
+        <w:rFonts w:ascii="Wingdings" w:hAnsi="Wingdings" w:hint="default"/>
+      </w:rPr>
+    </w:lvl>
+    <w:lvl w:ilvl="6" w:tplc="040E0001" w:tentative="1">
+      <w:start w:val="1"/>
+      <w:numFmt w:val="bullet"/>
+      <w:lvlText w:val=""/>
+      <w:lvlJc w:val="left"/>
+      <w:pPr>
+        <w:ind w:left="5040" w:hanging="360"/>
+      </w:pPr>
+      <w:rPr>
+        <w:rFonts w:ascii="Symbol" w:hAnsi="Symbol" w:hint="default"/>
+      </w:rPr>
+    </w:lvl>
+    <w:lvl w:ilvl="7" w:tplc="040E0003" w:tentative="1">
+      <w:start w:val="1"/>
+      <w:numFmt w:val="bullet"/>
+      <w:lvlText w:val="o"/>
+      <w:lvlJc w:val="left"/>
+      <w:pPr>
+        <w:ind w:left="5760" w:hanging="360"/>
+      </w:pPr>
+      <w:rPr>
+        <w:rFonts w:ascii="Courier New" w:hAnsi="Courier New" w:cs="Courier New" w:hint="default"/>
+      </w:rPr>
+    </w:lvl>
+    <w:lvl w:ilvl="8" w:tplc="040E0005" w:tentative="1">
+      <w:start w:val="1"/>
+      <w:numFmt w:val="bullet"/>
+      <w:lvlText w:val=""/>
+      <w:lvlJc w:val="left"/>
+      <w:pPr>
+        <w:ind w:left="6480" w:hanging="360"/>
+      </w:pPr>
+      <w:rPr>
+        <w:rFonts w:ascii="Wingdings" w:hAnsi="Wingdings" w:hint="default"/>
+      </w:rPr>
+    </w:lvl>
+  </w:abstractNum>
+  <w:abstractNum w:abstractNumId="1" w15:restartNumberingAfterBreak="0">
     <w:nsid w:val="799C3B84"/>
     <w:multiLevelType w:val="multilevel"/>
     <w:tmpl w:val="C3565810"/>
@@ -848,6 +3081,9 @@
     </w:lvl>
   </w:abstractNum>
   <w:num w:numId="1">
+    <w:abstractNumId w:val="1"/>
+  </w:num>
+  <w:num w:numId="2">
     <w:abstractNumId w:val="0"/>
   </w:num>
 </w:numbering>
@@ -1906,6 +4142,84 @@
       <w:lang w:eastAsia="en-US"/>
     </w:rPr>
   </w:style>
+  <w:style w:type="character" w:styleId="Helyrzszveg">
+    <w:name w:val="Placeholder Text"/>
+    <w:basedOn w:val="Bekezdsalapbettpusa"/>
+    <w:uiPriority w:val="99"/>
+    <w:semiHidden/>
+    <w:rsid w:val="007E4921"/>
+    <w:rPr>
+      <w:color w:val="808080"/>
+    </w:rPr>
+  </w:style>
+  <w:style w:type="paragraph" w:styleId="Lbjegyzetszveg">
+    <w:name w:val="footnote text"/>
+    <w:basedOn w:val="Norml"/>
+    <w:link w:val="LbjegyzetszvegChar"/>
+    <w:uiPriority w:val="99"/>
+    <w:semiHidden/>
+    <w:unhideWhenUsed/>
+    <w:rsid w:val="007E4921"/>
+    <w:pPr>
+      <w:spacing w:after="0" w:line="240" w:lineRule="auto"/>
+    </w:pPr>
+    <w:rPr>
+      <w:sz w:val="20"/>
+      <w:szCs w:val="20"/>
+    </w:rPr>
+  </w:style>
+  <w:style w:type="character" w:customStyle="1" w:styleId="LbjegyzetszvegChar">
+    <w:name w:val="Lábjegyzetszöveg Char"/>
+    <w:basedOn w:val="Bekezdsalapbettpusa"/>
+    <w:link w:val="Lbjegyzetszveg"/>
+    <w:uiPriority w:val="99"/>
+    <w:semiHidden/>
+    <w:rsid w:val="007E4921"/>
+    <w:rPr>
+      <w:rFonts w:ascii="Times New Roman" w:eastAsia="Times New Roman" w:hAnsi="Times New Roman" w:cs="Times New Roman"/>
+      <w:sz w:val="20"/>
+      <w:szCs w:val="20"/>
+      <w:lang w:eastAsia="en-US"/>
+    </w:rPr>
+  </w:style>
+  <w:style w:type="character" w:styleId="Lbjegyzet-hivatkozs">
+    <w:name w:val="footnote reference"/>
+    <w:basedOn w:val="Bekezdsalapbettpusa"/>
+    <w:uiPriority w:val="99"/>
+    <w:semiHidden/>
+    <w:unhideWhenUsed/>
+    <w:rsid w:val="007E4921"/>
+    <w:rPr>
+      <w:vertAlign w:val="superscript"/>
+    </w:rPr>
+  </w:style>
+  <w:style w:type="character" w:styleId="Kiemels2">
+    <w:name w:val="Strong"/>
+    <w:basedOn w:val="Bekezdsalapbettpusa"/>
+    <w:uiPriority w:val="22"/>
+    <w:qFormat/>
+    <w:rsid w:val="002A6ACE"/>
+    <w:rPr>
+      <w:b/>
+      <w:bCs/>
+    </w:rPr>
+  </w:style>
+  <w:style w:type="paragraph" w:styleId="Listaszerbekezds">
+    <w:name w:val="List Paragraph"/>
+    <w:basedOn w:val="Norml"/>
+    <w:uiPriority w:val="34"/>
+    <w:qFormat/>
+    <w:rsid w:val="00112997"/>
+    <w:pPr>
+      <w:ind w:left="720"/>
+      <w:contextualSpacing/>
+    </w:pPr>
+  </w:style>
+  <w:style w:type="character" w:customStyle="1" w:styleId="mord">
+    <w:name w:val="mord"/>
+    <w:basedOn w:val="Bekezdsalapbettpusa"/>
+    <w:rsid w:val="001F5813"/>
+  </w:style>
 </w:styles>
 </file>
 
@@ -2175,7 +4489,7 @@
 </file>
 
 <file path=customXml/itemProps1.xml><?xml version="1.0" encoding="utf-8"?>
-<ds:datastoreItem xmlns:ds="http://schemas.openxmlformats.org/officeDocument/2006/customXml" ds:itemID="{44979E9F-47E6-4D06-820C-8FAE095CB387}">
+<ds:datastoreItem xmlns:ds="http://schemas.openxmlformats.org/officeDocument/2006/customXml" ds:itemID="{C338D872-8ECB-437C-88FE-82145C505C65}">
   <ds:schemaRefs>
     <ds:schemaRef ds:uri="http://schemas.openxmlformats.org/officeDocument/2006/bibliography"/>
   </ds:schemaRefs>
